--- a/The Dolphins' View of History/chapters/Also by Lothar J. Musiol.docx
+++ b/The Dolphins' View of History/chapters/Also by Lothar J. Musiol.docx
@@ -24,261 +24,417 @@
     <w:p>
       <w:pPr>
         <w:keepNext/>
-        <w:spacing w:after="80" w:before="200"/>
-      </w:pPr>
-      <w:r>
-        <w:rPr>
-          <w:b/>
-          <w:bCs/>
-        </w:rPr>
-        <w:t xml:space="preserve">Physics</w:t>
-      </w:r>
-    </w:p>
-    <w:p>
-      <w:pPr>
-        <w:spacing w:after="60"/>
-        <w:ind w:left="360"/>
-      </w:pPr>
-      <w:r>
-        <w:rPr>
-          <w:i/>
-          <w:iCs/>
-        </w:rPr>
-        <w:t xml:space="preserve">Physics Vol 1: Motion, Forces, Time, and Relativity</w:t>
-      </w:r>
-    </w:p>
-    <w:p>
-      <w:pPr>
-        <w:spacing w:after="60"/>
-        <w:ind w:left="360"/>
-      </w:pPr>
-      <w:r>
-        <w:rPr>
-          <w:i/>
-          <w:iCs/>
-        </w:rPr>
-        <w:t xml:space="preserve">Physics Vol 2: Gravity, Cosmology, and the Limits of Spacetime</w:t>
-      </w:r>
-    </w:p>
-    <w:p>
-      <w:pPr>
-        <w:spacing w:after="60"/>
-        <w:ind w:left="360"/>
-      </w:pPr>
-      <w:r>
-        <w:rPr>
-          <w:i/>
-          <w:iCs/>
-        </w:rPr>
-        <w:t xml:space="preserve">Physics Vol 3: The Standard Model, Chaos, and the Edge of Knowledge</w:t>
+        <w:spacing w:after="40" w:before="160"/>
+        <w:ind w:left="0" w:firstLine="0" w:right="0"/>
+        <w:jc w:val="left"/>
+      </w:pPr>
+      <w:r>
+        <w:rPr>
+          <w:b/>
+        </w:rPr>
+        <w:t xml:space="preserve">Physics, Actually</w:t>
+      </w:r>
+    </w:p>
+    <w:p>
+      <w:pPr>
+        <w:spacing w:after="20" w:before="0"/>
+        <w:ind w:left="360" w:firstLine="0" w:right="0"/>
+        <w:jc w:val="left"/>
+      </w:pPr>
+      <w:r>
+        <w:t xml:space="preserve">Physics, Actually, Volume 1: Motion, Forces, Time, and Relativity</w:t>
+      </w:r>
+    </w:p>
+    <w:p>
+      <w:pPr>
+        <w:spacing w:after="20" w:before="0"/>
+        <w:ind w:left="360" w:firstLine="0" w:right="0"/>
+        <w:jc w:val="left"/>
+      </w:pPr>
+      <w:r>
+        <w:t xml:space="preserve">Physics, Actually, Volume 2: Gravity, Cosmology, and the Limits of Spacetime</w:t>
+      </w:r>
+    </w:p>
+    <w:p>
+      <w:pPr>
+        <w:spacing w:after="20" w:before="0"/>
+        <w:ind w:left="360" w:firstLine="0" w:right="0"/>
+        <w:jc w:val="left"/>
+      </w:pPr>
+      <w:r>
+        <w:t xml:space="preserve">Physics, Actually, Volume 3: The Standard Model, Chaos, and the Edge of Knowledge</w:t>
+      </w:r>
+    </w:p>
+    <w:p>
+      <w:pPr>
+        <w:spacing w:after="20" w:before="0"/>
+        <w:ind w:left="360" w:firstLine="0" w:right="0"/>
+        <w:jc w:val="left"/>
+      </w:pPr>
+      <w:r>
+        <w:t xml:space="preserve">Life, Actually: From the First Cell to the Edited Genome and the Search for Life Elsewhere</w:t>
       </w:r>
     </w:p>
     <w:p>
       <w:pPr>
         <w:keepNext/>
-        <w:spacing w:after="80" w:before="200"/>
-      </w:pPr>
-      <w:r>
-        <w:rPr>
-          <w:b/>
-          <w:bCs/>
+        <w:spacing w:after="40" w:before="160"/>
+        <w:ind w:left="0" w:firstLine="0" w:right="0"/>
+        <w:jc w:val="left"/>
+      </w:pPr>
+      <w:r>
+        <w:rPr>
+          <w:b/>
+        </w:rPr>
+        <w:t xml:space="preserve">Math, Actually</w:t>
+      </w:r>
+    </w:p>
+    <w:p>
+      <w:pPr>
+        <w:spacing w:after="20" w:before="0"/>
+        <w:ind w:left="360" w:firstLine="0" w:right="0"/>
+        <w:jc w:val="left"/>
+      </w:pPr>
+      <w:r>
+        <w:t xml:space="preserve">Math, Actually, Volume 1: From Arithmetic to Calculus</w:t>
+      </w:r>
+    </w:p>
+    <w:p>
+      <w:pPr>
+        <w:spacing w:after="20" w:before="0"/>
+        <w:ind w:left="360" w:firstLine="0" w:right="0"/>
+        <w:jc w:val="left"/>
+      </w:pPr>
+      <w:r>
+        <w:t xml:space="preserve">Math, Actually, Volume 2: From Multivariable Calculus to Set Theory &amp; Logic</w:t>
+      </w:r>
+    </w:p>
+    <w:p>
+      <w:pPr>
+        <w:spacing w:after="20" w:before="0"/>
+        <w:ind w:left="360" w:firstLine="0" w:right="0"/>
+        <w:jc w:val="left"/>
+      </w:pPr>
+      <w:r>
+        <w:t xml:space="preserve">Math, Actually, Volume 3: From Differential Equations to Abstract Algebra</w:t>
+      </w:r>
+    </w:p>
+    <w:p>
+      <w:pPr>
+        <w:spacing w:after="20" w:before="0"/>
+        <w:ind w:left="360" w:firstLine="0" w:right="0"/>
+        <w:jc w:val="left"/>
+      </w:pPr>
+      <w:r>
+        <w:t xml:space="preserve">Math, Actually, Volume 4: From Category Theory to the Frontier</w:t>
+      </w:r>
+    </w:p>
+    <w:p>
+      <w:pPr>
+        <w:keepNext/>
+        <w:spacing w:after="40" w:before="160"/>
+        <w:ind w:left="0" w:firstLine="0" w:right="0"/>
+        <w:jc w:val="left"/>
+      </w:pPr>
+      <w:r>
+        <w:rPr>
+          <w:b/>
+        </w:rPr>
+        <w:t xml:space="preserve">Quanta, Actually</w:t>
+      </w:r>
+    </w:p>
+    <w:p>
+      <w:pPr>
+        <w:spacing w:after="20" w:before="0"/>
+        <w:ind w:left="360" w:firstLine="0" w:right="0"/>
+        <w:jc w:val="left"/>
+      </w:pPr>
+      <w:r>
+        <w:t xml:space="preserve">Quanta, Actually, Volume 1: The Quantum World</w:t>
+      </w:r>
+    </w:p>
+    <w:p>
+      <w:pPr>
+        <w:spacing w:after="20" w:before="0"/>
+        <w:ind w:left="360" w:firstLine="0" w:right="0"/>
+        <w:jc w:val="left"/>
+      </w:pPr>
+      <w:r>
+        <w:t xml:space="preserve">Quanta, Actually, Volume 2: The Quantum Conversation</w:t>
+      </w:r>
+    </w:p>
+    <w:p>
+      <w:pPr>
+        <w:spacing w:after="20" w:before="0"/>
+        <w:ind w:left="360" w:firstLine="0" w:right="0"/>
+        <w:jc w:val="left"/>
+      </w:pPr>
+      <w:r>
+        <w:t xml:space="preserve">Quanta, Actually, Volume 3: Complete Quantum Electrodynamics Course</w:t>
+      </w:r>
+    </w:p>
+    <w:p>
+      <w:pPr>
+        <w:keepNext/>
+        <w:spacing w:after="40" w:before="160"/>
+        <w:ind w:left="0" w:firstLine="0" w:right="0"/>
+        <w:jc w:val="left"/>
+      </w:pPr>
+      <w:r>
+        <w:rPr>
+          <w:b/>
+        </w:rPr>
+        <w:t xml:space="preserve">Science Sparks</w:t>
+      </w:r>
+    </w:p>
+    <w:p>
+      <w:pPr>
+        <w:spacing w:after="20" w:before="0"/>
+        <w:ind w:left="360" w:firstLine="0" w:right="0"/>
+        <w:jc w:val="left"/>
+      </w:pPr>
+      <w:r>
+        <w:t xml:space="preserve">Science Sparks: Physics, Life, and Mathematics — The Same Few Rules, Told in Highlights</w:t>
+      </w:r>
+    </w:p>
+    <w:p>
+      <w:pPr>
+        <w:keepNext/>
+        <w:spacing w:after="40" w:before="160"/>
+        <w:ind w:left="0" w:firstLine="0" w:right="0"/>
+        <w:jc w:val="left"/>
+      </w:pPr>
+      <w:r>
+        <w:rPr>
+          <w:b/>
         </w:rPr>
         <w:t xml:space="preserve">Look First</w:t>
       </w:r>
     </w:p>
     <w:p>
       <w:pPr>
-        <w:spacing w:after="60"/>
-        <w:ind w:left="360"/>
-      </w:pPr>
-      <w:r>
-        <w:rPr>
-          <w:i/>
-          <w:iCs/>
-        </w:rPr>
-        <w:t xml:space="preserve">The Universe Has No Now</w:t>
-      </w:r>
-    </w:p>
-    <w:p>
-      <w:pPr>
-        <w:spacing w:after="60"/>
-        <w:ind w:left="360"/>
-      </w:pPr>
-      <w:r>
-        <w:rPr>
-          <w:i/>
-          <w:iCs/>
-        </w:rPr>
-        <w:t xml:space="preserve">A Trip Is Not a New Life</w:t>
+        <w:spacing w:after="20" w:before="0"/>
+        <w:ind w:left="360" w:firstLine="0" w:right="0"/>
+        <w:jc w:val="left"/>
+      </w:pPr>
+      <w:r>
+        <w:t xml:space="preserve">Look First, Volume 1: The Universe Has No Now</w:t>
+      </w:r>
+    </w:p>
+    <w:p>
+      <w:pPr>
+        <w:spacing w:after="20" w:before="0"/>
+        <w:ind w:left="360" w:firstLine="0" w:right="0"/>
+        <w:jc w:val="left"/>
+      </w:pPr>
+      <w:r>
+        <w:t xml:space="preserve">Look First, Volume 2: A Trip Is Not a New Life</w:t>
       </w:r>
     </w:p>
     <w:p>
       <w:pPr>
         <w:keepNext/>
-        <w:spacing w:after="80" w:before="200"/>
-      </w:pPr>
-      <w:r>
-        <w:rPr>
-          <w:b/>
-          <w:bCs/>
-        </w:rPr>
-        <w:t xml:space="preserve">The quantum books</w:t>
-      </w:r>
-    </w:p>
-    <w:p>
-      <w:pPr>
-        <w:spacing w:after="60"/>
-        <w:ind w:left="360"/>
-      </w:pPr>
-      <w:r>
-        <w:rPr>
-          <w:i/>
-          <w:iCs/>
-        </w:rPr>
-        <w:t xml:space="preserve">The Quantum World</w:t>
-      </w:r>
-    </w:p>
-    <w:p>
-      <w:pPr>
-        <w:spacing w:after="60"/>
-        <w:ind w:left="360"/>
-      </w:pPr>
-      <w:r>
-        <w:rPr>
-          <w:i/>
-          <w:iCs/>
-        </w:rPr>
-        <w:t xml:space="preserve">The Quantum Conversation</w:t>
-      </w:r>
-    </w:p>
-    <w:p>
-      <w:pPr>
-        <w:spacing w:after="60"/>
-        <w:ind w:left="360"/>
-      </w:pPr>
-      <w:r>
-        <w:rPr>
-          <w:i/>
-          <w:iCs/>
-        </w:rPr>
-        <w:t xml:space="preserve">Complete QED Course</w:t>
+        <w:spacing w:after="40" w:before="160"/>
+        <w:ind w:left="0" w:firstLine="0" w:right="0"/>
+        <w:jc w:val="left"/>
+      </w:pPr>
+      <w:r>
+        <w:rPr>
+          <w:b/>
+        </w:rPr>
+        <w:t xml:space="preserve">Electrical Engineering Series</w:t>
+      </w:r>
+    </w:p>
+    <w:p>
+      <w:pPr>
+        <w:spacing w:after="20" w:before="0"/>
+        <w:ind w:left="360" w:firstLine="0" w:right="0"/>
+        <w:jc w:val="left"/>
+      </w:pPr>
+      <w:r>
+        <w:t xml:space="preserve">Foundations of Electronics (Book 1)</w:t>
+      </w:r>
+    </w:p>
+    <w:p>
+      <w:pPr>
+        <w:spacing w:after="20" w:before="0"/>
+        <w:ind w:left="360" w:firstLine="0" w:right="0"/>
+        <w:jc w:val="left"/>
+      </w:pPr>
+      <w:r>
+        <w:t xml:space="preserve">Circuits, Components, and Control (Book 2)</w:t>
+      </w:r>
+    </w:p>
+    <w:p>
+      <w:pPr>
+        <w:spacing w:after="20" w:before="0"/>
+        <w:ind w:left="360" w:firstLine="0" w:right="0"/>
+        <w:jc w:val="left"/>
+      </w:pPr>
+      <w:r>
+        <w:t xml:space="preserve">Semiconductor Physics and Devices (Book 3)</w:t>
+      </w:r>
+    </w:p>
+    <w:p>
+      <w:pPr>
+        <w:spacing w:after="20" w:before="0"/>
+        <w:ind w:left="360" w:firstLine="0" w:right="0"/>
+        <w:jc w:val="left"/>
+      </w:pPr>
+      <w:r>
+        <w:t xml:space="preserve">RF, Microwave, and Transceivers (Book 4)</w:t>
+      </w:r>
+    </w:p>
+    <w:p>
+      <w:pPr>
+        <w:spacing w:after="20" w:before="0"/>
+        <w:ind w:left="360" w:firstLine="0" w:right="0"/>
+        <w:jc w:val="left"/>
+      </w:pPr>
+      <w:r>
+        <w:t xml:space="preserve">Communications, Wireless, and SDR (Book 5)</w:t>
+      </w:r>
+    </w:p>
+    <w:p>
+      <w:pPr>
+        <w:spacing w:after="20" w:before="0"/>
+        <w:ind w:left="360" w:firstLine="0" w:right="0"/>
+        <w:jc w:val="left"/>
+      </w:pPr>
+      <w:r>
+        <w:t xml:space="preserve">Power and Energy (Book 6)</w:t>
+      </w:r>
+    </w:p>
+    <w:p>
+      <w:pPr>
+        <w:spacing w:after="20" w:before="0"/>
+        <w:ind w:left="360" w:firstLine="0" w:right="0"/>
+        <w:jc w:val="left"/>
+      </w:pPr>
+      <w:r>
+        <w:t xml:space="preserve">Packaging, Layout, EMC, and Test (Book 7)</w:t>
       </w:r>
     </w:p>
     <w:p>
       <w:pPr>
         <w:keepNext/>
-        <w:spacing w:after="80" w:before="200"/>
-      </w:pPr>
-      <w:r>
-        <w:rPr>
-          <w:b/>
-          <w:bCs/>
-        </w:rPr>
-        <w:t xml:space="preserve">Life</w:t>
-      </w:r>
-    </w:p>
-    <w:p>
-      <w:pPr>
-        <w:spacing w:after="60"/>
-        <w:ind w:left="360"/>
-      </w:pPr>
-      <w:r>
-        <w:rPr>
-          <w:i/>
-          <w:iCs/>
-        </w:rPr>
-        <w:t xml:space="preserve">The Copy Is Never Exact</w:t>
+        <w:spacing w:after="40" w:before="160"/>
+        <w:ind w:left="0" w:firstLine="0" w:right="0"/>
+        <w:jc w:val="left"/>
+      </w:pPr>
+      <w:r>
+        <w:rPr>
+          <w:b/>
+        </w:rPr>
+        <w:t xml:space="preserve">History</w:t>
+      </w:r>
+    </w:p>
+    <w:p>
+      <w:pPr>
+        <w:spacing w:after="20" w:before="0"/>
+        <w:ind w:left="360" w:firstLine="0" w:right="0"/>
+        <w:jc w:val="left"/>
+      </w:pPr>
+      <w:r>
+        <w:t xml:space="preserve">The Dolphins' View of History</w:t>
       </w:r>
     </w:p>
     <w:p>
       <w:pPr>
         <w:keepNext/>
-        <w:spacing w:after="80" w:before="200"/>
-      </w:pPr>
-      <w:r>
-        <w:rPr>
-          <w:b/>
-          <w:bCs/>
-        </w:rPr>
-        <w:t xml:space="preserve">Mathematics and engineering</w:t>
-      </w:r>
-    </w:p>
-    <w:p>
-      <w:pPr>
-        <w:spacing w:after="60"/>
-        <w:ind w:left="360"/>
-      </w:pPr>
-      <w:r>
-        <w:rPr>
-          <w:i/>
-          <w:iCs/>
-        </w:rPr>
-        <w:t xml:space="preserve">The Mathematics Tower</w:t>
-      </w:r>
-    </w:p>
-    <w:p>
-      <w:pPr>
-        <w:spacing w:after="60"/>
-        <w:ind w:left="360"/>
-      </w:pPr>
-      <w:r>
-        <w:rPr>
-          <w:i/>
-          <w:iCs/>
-        </w:rPr>
-        <w:t xml:space="preserve">Foundations (EE Series, Book 1)</w:t>
-      </w:r>
-    </w:p>
-    <w:p>
-      <w:pPr>
-        <w:spacing w:after="60"/>
-        <w:ind w:left="360"/>
-      </w:pPr>
-      <w:r>
-        <w:rPr>
-          <w:i/>
-          <w:iCs/>
-        </w:rPr>
-        <w:t xml:space="preserve">Core Circuits and Components (EE Series, Book 2)</w:t>
+        <w:spacing w:after="40" w:before="160"/>
+        <w:ind w:left="0" w:firstLine="0" w:right="0"/>
+        <w:jc w:val="left"/>
+      </w:pPr>
+      <w:r>
+        <w:rPr>
+          <w:b/>
+        </w:rPr>
+        <w:t xml:space="preserve">Fiction</w:t>
+      </w:r>
+    </w:p>
+    <w:p>
+      <w:pPr>
+        <w:spacing w:after="20" w:before="0"/>
+        <w:ind w:left="360" w:firstLine="0" w:right="0"/>
+        <w:jc w:val="left"/>
+      </w:pPr>
+      <w:r>
+        <w:t xml:space="preserve">The Murder That Hadn't Happened Yet (The Relativistic Investigation Bureau, Book 1)</w:t>
+      </w:r>
+    </w:p>
+    <w:p>
+      <w:pPr>
+        <w:spacing w:after="20" w:before="0"/>
+        <w:ind w:left="360" w:firstLine="0" w:right="0"/>
+        <w:jc w:val="left"/>
+      </w:pPr>
+      <w:r>
+        <w:t xml:space="preserve">The Warning That Was Sent Too Late (The Relativistic Investigation Bureau, Book 2)</w:t>
+      </w:r>
+    </w:p>
+    <w:p>
+      <w:pPr>
+        <w:spacing w:after="20" w:before="0"/>
+        <w:ind w:left="360" w:firstLine="0" w:right="0"/>
+        <w:jc w:val="left"/>
+      </w:pPr>
+      <w:r>
+        <w:t xml:space="preserve">Schrödinger’s Paperwork (Lolly Wren’s Curious Science Adventures, Book 1)</w:t>
+      </w:r>
+    </w:p>
+    <w:p>
+      <w:pPr>
+        <w:spacing w:after="20" w:before="0"/>
+        <w:ind w:left="360" w:firstLine="0" w:right="0"/>
+        <w:jc w:val="left"/>
+      </w:pPr>
+      <w:r>
+        <w:t xml:space="preserve">The Permitted Options (Lolly Wren’s Curious Science Adventures, Book 2)</w:t>
+      </w:r>
+    </w:p>
+    <w:p>
+      <w:pPr>
+        <w:spacing w:after="20" w:before="0"/>
+        <w:ind w:left="360" w:firstLine="0" w:right="0"/>
+        <w:jc w:val="left"/>
+      </w:pPr>
+      <w:r>
+        <w:t xml:space="preserve">Protocol Flamingo (The Invasion Storybooks, Book 1), as George Herbert Fontaine</w:t>
       </w:r>
     </w:p>
     <w:p>
       <w:pPr>
         <w:keepNext/>
-        <w:spacing w:after="80" w:before="200"/>
-      </w:pPr>
-      <w:r>
-        <w:rPr>
-          <w:b/>
-          <w:bCs/>
-        </w:rPr>
-        <w:t xml:space="preserve">Novels</w:t>
-      </w:r>
-    </w:p>
-    <w:p>
-      <w:pPr>
-        <w:spacing w:after="60"/>
-        <w:ind w:left="360"/>
-      </w:pPr>
-      <w:r>
-        <w:rPr>
-          <w:i/>
-          <w:iCs/>
-        </w:rPr>
-        <w:t xml:space="preserve">The Murder That Hadn't Happened Yet (The Relativistic Investigation Bureau, Book 1)</w:t>
-      </w:r>
-    </w:p>
-    <w:p>
-      <w:pPr>
-        <w:spacing w:after="60"/>
-        <w:ind w:left="360"/>
-      </w:pPr>
-      <w:r>
-        <w:rPr>
-          <w:i/>
-          <w:iCs/>
-        </w:rPr>
-        <w:t xml:space="preserve">Schrödinger's Paperwork (Lolly Wren's Curious Science Adventures, Book 1)</w:t>
+        <w:spacing w:after="40" w:before="160"/>
+        <w:ind w:left="0" w:firstLine="0" w:right="0"/>
+        <w:jc w:val="left"/>
+      </w:pPr>
+      <w:r>
+        <w:rPr>
+          <w:b/>
+        </w:rPr>
+        <w:t xml:space="preserve">How-To</w:t>
+      </w:r>
+    </w:p>
+    <w:p>
+      <w:pPr>
+        <w:spacing w:after="20" w:before="0"/>
+        <w:ind w:left="360" w:firstLine="0" w:right="0"/>
+        <w:jc w:val="left"/>
+      </w:pPr>
+      <w:r>
+        <w:t xml:space="preserve">Your First Book That Sells</w:t>
+      </w:r>
+    </w:p>
+    <w:p>
+      <w:pPr>
+        <w:spacing w:after="20" w:before="0"/>
+        <w:ind w:left="360" w:firstLine="0" w:right="0"/>
+        <w:jc w:val="left"/>
+      </w:pPr>
+      <w:r>
+        <w:t xml:space="preserve">Your First YouTube Channel That Rocks</w:t>
       </w:r>
     </w:p>
     <w:sectPr>

--- a/The Dolphins' View of History/chapters/Also by Lothar J. Musiol.docx
+++ b/The Dolphins' View of History/chapters/Also by Lothar J. Musiol.docx
@@ -24,416 +24,494 @@
     <w:p>
       <w:pPr>
         <w:keepNext/>
-        <w:spacing w:after="40" w:before="160"/>
-        <w:ind w:left="0" w:firstLine="0" w:right="0"/>
-        <w:jc w:val="left"/>
-      </w:pPr>
-      <w:r>
-        <w:rPr>
-          <w:b/>
+        <w:spacing w:after="80" w:before="200"/>
+      </w:pPr>
+      <w:r>
+        <w:rPr>
+          <w:b/>
+          <w:bCs/>
         </w:rPr>
         <w:t xml:space="preserve">Physics, Actually</w:t>
       </w:r>
     </w:p>
     <w:p>
       <w:pPr>
-        <w:spacing w:after="20" w:before="0"/>
-        <w:ind w:left="360" w:firstLine="0" w:right="0"/>
-        <w:jc w:val="left"/>
-      </w:pPr>
-      <w:r>
+        <w:spacing w:after="60"/>
+        <w:ind w:left="360"/>
+      </w:pPr>
+      <w:r>
+        <w:rPr>
+          <w:i/>
+          <w:iCs/>
+        </w:rPr>
         <w:t xml:space="preserve">Physics, Actually, Volume 1: Motion, Forces, Time, and Relativity</w:t>
       </w:r>
     </w:p>
     <w:p>
       <w:pPr>
-        <w:spacing w:after="20" w:before="0"/>
-        <w:ind w:left="360" w:firstLine="0" w:right="0"/>
-        <w:jc w:val="left"/>
-      </w:pPr>
-      <w:r>
+        <w:spacing w:after="60"/>
+        <w:ind w:left="360"/>
+      </w:pPr>
+      <w:r>
+        <w:rPr>
+          <w:i/>
+          <w:iCs/>
+        </w:rPr>
         <w:t xml:space="preserve">Physics, Actually, Volume 2: Gravity, Cosmology, and the Limits of Spacetime</w:t>
       </w:r>
     </w:p>
     <w:p>
       <w:pPr>
-        <w:spacing w:after="20" w:before="0"/>
-        <w:ind w:left="360" w:firstLine="0" w:right="0"/>
-        <w:jc w:val="left"/>
-      </w:pPr>
-      <w:r>
+        <w:spacing w:after="60"/>
+        <w:ind w:left="360"/>
+      </w:pPr>
+      <w:r>
+        <w:rPr>
+          <w:i/>
+          <w:iCs/>
+        </w:rPr>
         <w:t xml:space="preserve">Physics, Actually, Volume 3: The Standard Model, Chaos, and the Edge of Knowledge</w:t>
       </w:r>
     </w:p>
     <w:p>
       <w:pPr>
-        <w:spacing w:after="20" w:before="0"/>
-        <w:ind w:left="360" w:firstLine="0" w:right="0"/>
-        <w:jc w:val="left"/>
-      </w:pPr>
-      <w:r>
+        <w:spacing w:after="60"/>
+        <w:ind w:left="360"/>
+      </w:pPr>
+      <w:r>
+        <w:rPr>
+          <w:i/>
+          <w:iCs/>
+        </w:rPr>
         <w:t xml:space="preserve">Life, Actually: From the First Cell to the Edited Genome and the Search for Life Elsewhere</w:t>
       </w:r>
     </w:p>
     <w:p>
       <w:pPr>
         <w:keepNext/>
-        <w:spacing w:after="40" w:before="160"/>
-        <w:ind w:left="0" w:firstLine="0" w:right="0"/>
-        <w:jc w:val="left"/>
-      </w:pPr>
-      <w:r>
-        <w:rPr>
-          <w:b/>
+        <w:spacing w:after="80" w:before="200"/>
+      </w:pPr>
+      <w:r>
+        <w:rPr>
+          <w:b/>
+          <w:bCs/>
         </w:rPr>
         <w:t xml:space="preserve">Math, Actually</w:t>
       </w:r>
     </w:p>
     <w:p>
       <w:pPr>
-        <w:spacing w:after="20" w:before="0"/>
-        <w:ind w:left="360" w:firstLine="0" w:right="0"/>
-        <w:jc w:val="left"/>
-      </w:pPr>
-      <w:r>
+        <w:spacing w:after="60"/>
+        <w:ind w:left="360"/>
+      </w:pPr>
+      <w:r>
+        <w:rPr>
+          <w:i/>
+          <w:iCs/>
+        </w:rPr>
         <w:t xml:space="preserve">Math, Actually, Volume 1: From Arithmetic to Calculus</w:t>
       </w:r>
     </w:p>
     <w:p>
       <w:pPr>
-        <w:spacing w:after="20" w:before="0"/>
-        <w:ind w:left="360" w:firstLine="0" w:right="0"/>
-        <w:jc w:val="left"/>
-      </w:pPr>
-      <w:r>
+        <w:spacing w:after="60"/>
+        <w:ind w:left="360"/>
+      </w:pPr>
+      <w:r>
+        <w:rPr>
+          <w:i/>
+          <w:iCs/>
+        </w:rPr>
         <w:t xml:space="preserve">Math, Actually, Volume 2: From Multivariable Calculus to Set Theory &amp; Logic</w:t>
       </w:r>
     </w:p>
     <w:p>
       <w:pPr>
-        <w:spacing w:after="20" w:before="0"/>
-        <w:ind w:left="360" w:firstLine="0" w:right="0"/>
-        <w:jc w:val="left"/>
-      </w:pPr>
-      <w:r>
+        <w:spacing w:after="60"/>
+        <w:ind w:left="360"/>
+      </w:pPr>
+      <w:r>
+        <w:rPr>
+          <w:i/>
+          <w:iCs/>
+        </w:rPr>
         <w:t xml:space="preserve">Math, Actually, Volume 3: From Differential Equations to Abstract Algebra</w:t>
       </w:r>
     </w:p>
     <w:p>
       <w:pPr>
-        <w:spacing w:after="20" w:before="0"/>
-        <w:ind w:left="360" w:firstLine="0" w:right="0"/>
-        <w:jc w:val="left"/>
-      </w:pPr>
-      <w:r>
+        <w:spacing w:after="60"/>
+        <w:ind w:left="360"/>
+      </w:pPr>
+      <w:r>
+        <w:rPr>
+          <w:i/>
+          <w:iCs/>
+        </w:rPr>
         <w:t xml:space="preserve">Math, Actually, Volume 4: From Category Theory to the Frontier</w:t>
       </w:r>
     </w:p>
     <w:p>
       <w:pPr>
         <w:keepNext/>
-        <w:spacing w:after="40" w:before="160"/>
-        <w:ind w:left="0" w:firstLine="0" w:right="0"/>
-        <w:jc w:val="left"/>
-      </w:pPr>
-      <w:r>
-        <w:rPr>
-          <w:b/>
+        <w:spacing w:after="80" w:before="200"/>
+      </w:pPr>
+      <w:r>
+        <w:rPr>
+          <w:b/>
+          <w:bCs/>
         </w:rPr>
         <w:t xml:space="preserve">Quanta, Actually</w:t>
       </w:r>
     </w:p>
     <w:p>
       <w:pPr>
-        <w:spacing w:after="20" w:before="0"/>
-        <w:ind w:left="360" w:firstLine="0" w:right="0"/>
-        <w:jc w:val="left"/>
-      </w:pPr>
-      <w:r>
+        <w:spacing w:after="60"/>
+        <w:ind w:left="360"/>
+      </w:pPr>
+      <w:r>
+        <w:rPr>
+          <w:i/>
+          <w:iCs/>
+        </w:rPr>
         <w:t xml:space="preserve">Quanta, Actually, Volume 1: The Quantum World</w:t>
       </w:r>
     </w:p>
     <w:p>
       <w:pPr>
-        <w:spacing w:after="20" w:before="0"/>
-        <w:ind w:left="360" w:firstLine="0" w:right="0"/>
-        <w:jc w:val="left"/>
-      </w:pPr>
-      <w:r>
+        <w:spacing w:after="60"/>
+        <w:ind w:left="360"/>
+      </w:pPr>
+      <w:r>
+        <w:rPr>
+          <w:i/>
+          <w:iCs/>
+        </w:rPr>
         <w:t xml:space="preserve">Quanta, Actually, Volume 2: The Quantum Conversation</w:t>
       </w:r>
     </w:p>
     <w:p>
       <w:pPr>
-        <w:spacing w:after="20" w:before="0"/>
-        <w:ind w:left="360" w:firstLine="0" w:right="0"/>
-        <w:jc w:val="left"/>
-      </w:pPr>
-      <w:r>
+        <w:spacing w:after="60"/>
+        <w:ind w:left="360"/>
+      </w:pPr>
+      <w:r>
+        <w:rPr>
+          <w:i/>
+          <w:iCs/>
+        </w:rPr>
         <w:t xml:space="preserve">Quanta, Actually, Volume 3: Complete Quantum Electrodynamics Course</w:t>
       </w:r>
     </w:p>
     <w:p>
       <w:pPr>
         <w:keepNext/>
-        <w:spacing w:after="40" w:before="160"/>
-        <w:ind w:left="0" w:firstLine="0" w:right="0"/>
-        <w:jc w:val="left"/>
-      </w:pPr>
-      <w:r>
-        <w:rPr>
-          <w:b/>
+        <w:spacing w:after="80" w:before="200"/>
+      </w:pPr>
+      <w:r>
+        <w:rPr>
+          <w:b/>
+          <w:bCs/>
         </w:rPr>
         <w:t xml:space="preserve">Science Sparks</w:t>
       </w:r>
     </w:p>
     <w:p>
       <w:pPr>
-        <w:spacing w:after="20" w:before="0"/>
-        <w:ind w:left="360" w:firstLine="0" w:right="0"/>
-        <w:jc w:val="left"/>
-      </w:pPr>
-      <w:r>
+        <w:spacing w:after="60"/>
+        <w:ind w:left="360"/>
+      </w:pPr>
+      <w:r>
+        <w:rPr>
+          <w:i/>
+          <w:iCs/>
+        </w:rPr>
         <w:t xml:space="preserve">Science Sparks: Physics, Life, and Mathematics — The Same Few Rules, Told in Highlights</w:t>
       </w:r>
     </w:p>
     <w:p>
       <w:pPr>
         <w:keepNext/>
-        <w:spacing w:after="40" w:before="160"/>
-        <w:ind w:left="0" w:firstLine="0" w:right="0"/>
-        <w:jc w:val="left"/>
-      </w:pPr>
-      <w:r>
-        <w:rPr>
-          <w:b/>
+        <w:spacing w:after="80" w:before="200"/>
+      </w:pPr>
+      <w:r>
+        <w:rPr>
+          <w:b/>
+          <w:bCs/>
         </w:rPr>
         <w:t xml:space="preserve">Look First</w:t>
       </w:r>
     </w:p>
     <w:p>
       <w:pPr>
-        <w:spacing w:after="20" w:before="0"/>
-        <w:ind w:left="360" w:firstLine="0" w:right="0"/>
-        <w:jc w:val="left"/>
-      </w:pPr>
-      <w:r>
+        <w:spacing w:after="60"/>
+        <w:ind w:left="360"/>
+      </w:pPr>
+      <w:r>
+        <w:rPr>
+          <w:i/>
+          <w:iCs/>
+        </w:rPr>
         <w:t xml:space="preserve">Look First, Volume 1: The Universe Has No Now</w:t>
       </w:r>
     </w:p>
     <w:p>
       <w:pPr>
-        <w:spacing w:after="20" w:before="0"/>
-        <w:ind w:left="360" w:firstLine="0" w:right="0"/>
-        <w:jc w:val="left"/>
-      </w:pPr>
-      <w:r>
+        <w:spacing w:after="60"/>
+        <w:ind w:left="360"/>
+      </w:pPr>
+      <w:r>
+        <w:rPr>
+          <w:i/>
+          <w:iCs/>
+        </w:rPr>
         <w:t xml:space="preserve">Look First, Volume 2: A Trip Is Not a New Life</w:t>
       </w:r>
     </w:p>
     <w:p>
       <w:pPr>
         <w:keepNext/>
-        <w:spacing w:after="40" w:before="160"/>
-        <w:ind w:left="0" w:firstLine="0" w:right="0"/>
-        <w:jc w:val="left"/>
-      </w:pPr>
-      <w:r>
-        <w:rPr>
-          <w:b/>
+        <w:spacing w:after="80" w:before="200"/>
+      </w:pPr>
+      <w:r>
+        <w:rPr>
+          <w:b/>
+          <w:bCs/>
         </w:rPr>
         <w:t xml:space="preserve">Electrical Engineering Series</w:t>
       </w:r>
     </w:p>
     <w:p>
       <w:pPr>
-        <w:spacing w:after="20" w:before="0"/>
-        <w:ind w:left="360" w:firstLine="0" w:right="0"/>
-        <w:jc w:val="left"/>
-      </w:pPr>
-      <w:r>
+        <w:spacing w:after="60"/>
+        <w:ind w:left="360"/>
+      </w:pPr>
+      <w:r>
+        <w:rPr>
+          <w:i/>
+          <w:iCs/>
+        </w:rPr>
         <w:t xml:space="preserve">Foundations of Electronics (Book 1)</w:t>
       </w:r>
     </w:p>
     <w:p>
       <w:pPr>
-        <w:spacing w:after="20" w:before="0"/>
-        <w:ind w:left="360" w:firstLine="0" w:right="0"/>
-        <w:jc w:val="left"/>
-      </w:pPr>
-      <w:r>
+        <w:spacing w:after="60"/>
+        <w:ind w:left="360"/>
+      </w:pPr>
+      <w:r>
+        <w:rPr>
+          <w:i/>
+          <w:iCs/>
+        </w:rPr>
         <w:t xml:space="preserve">Circuits, Components, and Control (Book 2)</w:t>
       </w:r>
     </w:p>
     <w:p>
       <w:pPr>
-        <w:spacing w:after="20" w:before="0"/>
-        <w:ind w:left="360" w:firstLine="0" w:right="0"/>
-        <w:jc w:val="left"/>
-      </w:pPr>
-      <w:r>
+        <w:spacing w:after="60"/>
+        <w:ind w:left="360"/>
+      </w:pPr>
+      <w:r>
+        <w:rPr>
+          <w:i/>
+          <w:iCs/>
+        </w:rPr>
         <w:t xml:space="preserve">Semiconductor Physics and Devices (Book 3)</w:t>
       </w:r>
     </w:p>
     <w:p>
       <w:pPr>
-        <w:spacing w:after="20" w:before="0"/>
-        <w:ind w:left="360" w:firstLine="0" w:right="0"/>
-        <w:jc w:val="left"/>
-      </w:pPr>
-      <w:r>
+        <w:spacing w:after="60"/>
+        <w:ind w:left="360"/>
+      </w:pPr>
+      <w:r>
+        <w:rPr>
+          <w:i/>
+          <w:iCs/>
+        </w:rPr>
         <w:t xml:space="preserve">RF, Microwave, and Transceivers (Book 4)</w:t>
       </w:r>
     </w:p>
     <w:p>
       <w:pPr>
-        <w:spacing w:after="20" w:before="0"/>
-        <w:ind w:left="360" w:firstLine="0" w:right="0"/>
-        <w:jc w:val="left"/>
-      </w:pPr>
-      <w:r>
+        <w:spacing w:after="60"/>
+        <w:ind w:left="360"/>
+      </w:pPr>
+      <w:r>
+        <w:rPr>
+          <w:i/>
+          <w:iCs/>
+        </w:rPr>
         <w:t xml:space="preserve">Communications, Wireless, and SDR (Book 5)</w:t>
       </w:r>
     </w:p>
     <w:p>
       <w:pPr>
-        <w:spacing w:after="20" w:before="0"/>
-        <w:ind w:left="360" w:firstLine="0" w:right="0"/>
-        <w:jc w:val="left"/>
-      </w:pPr>
-      <w:r>
+        <w:spacing w:after="60"/>
+        <w:ind w:left="360"/>
+      </w:pPr>
+      <w:r>
+        <w:rPr>
+          <w:i/>
+          <w:iCs/>
+        </w:rPr>
         <w:t xml:space="preserve">Power and Energy (Book 6)</w:t>
       </w:r>
     </w:p>
     <w:p>
       <w:pPr>
-        <w:spacing w:after="20" w:before="0"/>
-        <w:ind w:left="360" w:firstLine="0" w:right="0"/>
-        <w:jc w:val="left"/>
-      </w:pPr>
-      <w:r>
+        <w:spacing w:after="60"/>
+        <w:ind w:left="360"/>
+      </w:pPr>
+      <w:r>
+        <w:rPr>
+          <w:i/>
+          <w:iCs/>
+        </w:rPr>
         <w:t xml:space="preserve">Packaging, Layout, EMC, and Test (Book 7)</w:t>
       </w:r>
     </w:p>
     <w:p>
       <w:pPr>
         <w:keepNext/>
-        <w:spacing w:after="40" w:before="160"/>
-        <w:ind w:left="0" w:firstLine="0" w:right="0"/>
-        <w:jc w:val="left"/>
-      </w:pPr>
-      <w:r>
-        <w:rPr>
-          <w:b/>
+        <w:spacing w:after="80" w:before="200"/>
+      </w:pPr>
+      <w:r>
+        <w:rPr>
+          <w:b/>
+          <w:bCs/>
         </w:rPr>
         <w:t xml:space="preserve">History</w:t>
       </w:r>
     </w:p>
     <w:p>
       <w:pPr>
-        <w:spacing w:after="20" w:before="0"/>
-        <w:ind w:left="360" w:firstLine="0" w:right="0"/>
-        <w:jc w:val="left"/>
-      </w:pPr>
-      <w:r>
+        <w:spacing w:after="60"/>
+        <w:ind w:left="360"/>
+      </w:pPr>
+      <w:r>
+        <w:rPr>
+          <w:i/>
+          <w:iCs/>
+        </w:rPr>
         <w:t xml:space="preserve">The Dolphins' View of History</w:t>
       </w:r>
     </w:p>
     <w:p>
       <w:pPr>
         <w:keepNext/>
-        <w:spacing w:after="40" w:before="160"/>
-        <w:ind w:left="0" w:firstLine="0" w:right="0"/>
-        <w:jc w:val="left"/>
-      </w:pPr>
-      <w:r>
-        <w:rPr>
-          <w:b/>
+        <w:spacing w:after="80" w:before="200"/>
+      </w:pPr>
+      <w:r>
+        <w:rPr>
+          <w:b/>
+          <w:bCs/>
         </w:rPr>
         <w:t xml:space="preserve">Fiction</w:t>
       </w:r>
     </w:p>
     <w:p>
       <w:pPr>
-        <w:spacing w:after="20" w:before="0"/>
-        <w:ind w:left="360" w:firstLine="0" w:right="0"/>
-        <w:jc w:val="left"/>
-      </w:pPr>
-      <w:r>
+        <w:spacing w:after="60"/>
+        <w:ind w:left="360"/>
+      </w:pPr>
+      <w:r>
+        <w:rPr>
+          <w:i/>
+          <w:iCs/>
+        </w:rPr>
         <w:t xml:space="preserve">The Murder That Hadn't Happened Yet (The Relativistic Investigation Bureau, Book 1)</w:t>
       </w:r>
     </w:p>
     <w:p>
       <w:pPr>
-        <w:spacing w:after="20" w:before="0"/>
-        <w:ind w:left="360" w:firstLine="0" w:right="0"/>
-        <w:jc w:val="left"/>
-      </w:pPr>
-      <w:r>
+        <w:spacing w:after="60"/>
+        <w:ind w:left="360"/>
+      </w:pPr>
+      <w:r>
+        <w:rPr>
+          <w:i/>
+          <w:iCs/>
+        </w:rPr>
         <w:t xml:space="preserve">The Warning That Was Sent Too Late (The Relativistic Investigation Bureau, Book 2)</w:t>
       </w:r>
     </w:p>
     <w:p>
       <w:pPr>
-        <w:spacing w:after="20" w:before="0"/>
-        <w:ind w:left="360" w:firstLine="0" w:right="0"/>
-        <w:jc w:val="left"/>
-      </w:pPr>
-      <w:r>
+        <w:spacing w:after="60"/>
+        <w:ind w:left="360"/>
+      </w:pPr>
+      <w:r>
+        <w:rPr>
+          <w:i/>
+          <w:iCs/>
+        </w:rPr>
         <w:t xml:space="preserve">Schrödinger’s Paperwork (Lolly Wren’s Curious Science Adventures, Book 1)</w:t>
       </w:r>
     </w:p>
     <w:p>
       <w:pPr>
-        <w:spacing w:after="20" w:before="0"/>
-        <w:ind w:left="360" w:firstLine="0" w:right="0"/>
-        <w:jc w:val="left"/>
-      </w:pPr>
-      <w:r>
+        <w:spacing w:after="60"/>
+        <w:ind w:left="360"/>
+      </w:pPr>
+      <w:r>
+        <w:rPr>
+          <w:i/>
+          <w:iCs/>
+        </w:rPr>
         <w:t xml:space="preserve">The Permitted Options (Lolly Wren’s Curious Science Adventures, Book 2)</w:t>
       </w:r>
     </w:p>
     <w:p>
       <w:pPr>
-        <w:spacing w:after="20" w:before="0"/>
-        <w:ind w:left="360" w:firstLine="0" w:right="0"/>
-        <w:jc w:val="left"/>
-      </w:pPr>
-      <w:r>
+        <w:spacing w:after="60"/>
+        <w:ind w:left="360"/>
+      </w:pPr>
+      <w:r>
+        <w:rPr>
+          <w:i/>
+          <w:iCs/>
+        </w:rPr>
         <w:t xml:space="preserve">Protocol Flamingo (The Invasion Storybooks, Book 1), as George Herbert Fontaine</w:t>
       </w:r>
     </w:p>
     <w:p>
       <w:pPr>
         <w:keepNext/>
-        <w:spacing w:after="40" w:before="160"/>
-        <w:ind w:left="0" w:firstLine="0" w:right="0"/>
-        <w:jc w:val="left"/>
-      </w:pPr>
-      <w:r>
-        <w:rPr>
-          <w:b/>
+        <w:spacing w:after="80" w:before="200"/>
+      </w:pPr>
+      <w:r>
+        <w:rPr>
+          <w:b/>
+          <w:bCs/>
         </w:rPr>
         <w:t xml:space="preserve">How-To</w:t>
       </w:r>
     </w:p>
     <w:p>
       <w:pPr>
-        <w:spacing w:after="20" w:before="0"/>
-        <w:ind w:left="360" w:firstLine="0" w:right="0"/>
-        <w:jc w:val="left"/>
-      </w:pPr>
-      <w:r>
+        <w:spacing w:after="60"/>
+        <w:ind w:left="360"/>
+      </w:pPr>
+      <w:r>
+        <w:rPr>
+          <w:i/>
+          <w:iCs/>
+        </w:rPr>
         <w:t xml:space="preserve">Your First Book That Sells</w:t>
       </w:r>
     </w:p>
     <w:p>
       <w:pPr>
-        <w:spacing w:after="20" w:before="0"/>
-        <w:ind w:left="360" w:firstLine="0" w:right="0"/>
-        <w:jc w:val="left"/>
-      </w:pPr>
-      <w:r>
+        <w:spacing w:after="60"/>
+        <w:ind w:left="360"/>
+      </w:pPr>
+      <w:r>
+        <w:rPr>
+          <w:i/>
+          <w:iCs/>
+        </w:rPr>
         <w:t xml:space="preserve">Your First YouTube Channel That Rocks</w:t>
       </w:r>
     </w:p>

--- a/The Dolphins' View of History/chapters/Also by Lothar J. Musiol.docx
+++ b/The Dolphins' View of History/chapters/Also by Lothar J. Musiol.docx
@@ -161,46 +161,33 @@
           <w:b/>
           <w:bCs/>
         </w:rPr>
-        <w:t xml:space="preserve">Quanta, Actually</w:t>
-      </w:r>
-    </w:p>
-    <w:p>
-      <w:pPr>
-        <w:spacing w:after="60"/>
-        <w:ind w:left="360"/>
-      </w:pPr>
-      <w:r>
-        <w:rPr>
-          <w:i/>
-          <w:iCs/>
-        </w:rPr>
-        <w:t xml:space="preserve">Quanta, Actually, Volume 1: The Quantum World</w:t>
-      </w:r>
-    </w:p>
-    <w:p>
-      <w:pPr>
-        <w:spacing w:after="60"/>
-        <w:ind w:left="360"/>
-      </w:pPr>
-      <w:r>
-        <w:rPr>
-          <w:i/>
-          <w:iCs/>
-        </w:rPr>
-        <w:t xml:space="preserve">Quanta, Actually, Volume 2: The Quantum Conversation</w:t>
-      </w:r>
-    </w:p>
-    <w:p>
-      <w:pPr>
-        <w:spacing w:after="60"/>
-        <w:ind w:left="360"/>
-      </w:pPr>
-      <w:r>
-        <w:rPr>
-          <w:i/>
-          <w:iCs/>
-        </w:rPr>
-        <w:t xml:space="preserve">Quanta, Actually, Volume 3: Complete Quantum Electrodynamics Course</w:t>
+        <w:t xml:space="preserve">Quantum, Actually</w:t>
+      </w:r>
+    </w:p>
+    <w:p>
+      <w:pPr>
+        <w:spacing w:after="60"/>
+        <w:ind w:left="360"/>
+      </w:pPr>
+      <w:r>
+        <w:rPr>
+          <w:i/>
+          <w:iCs/>
+        </w:rPr>
+        <w:t xml:space="preserve">Quantum, Actually, Volume 1: Questions and Answers from the Double Slit to the Superconducting Wire</w:t>
+      </w:r>
+    </w:p>
+    <w:p>
+      <w:pPr>
+        <w:spacing w:after="60"/>
+        <w:ind w:left="360"/>
+      </w:pPr>
+      <w:r>
+        <w:rPr>
+          <w:i/>
+          <w:iCs/>
+        </w:rPr>
+        <w:t xml:space="preserve">Quantum, Actually, Volume 2: A QED Course</w:t>
       </w:r>
     </w:p>
     <w:p>

--- a/The Dolphins' View of History/chapters/Also by Lothar J. Musiol.docx
+++ b/The Dolphins' View of History/chapters/Also by Lothar J. Musiol.docx
@@ -161,33 +161,46 @@
           <w:b/>
           <w:bCs/>
         </w:rPr>
-        <w:t xml:space="preserve">Quantum, Actually</w:t>
-      </w:r>
-    </w:p>
-    <w:p>
-      <w:pPr>
-        <w:spacing w:after="60"/>
-        <w:ind w:left="360"/>
-      </w:pPr>
-      <w:r>
-        <w:rPr>
-          <w:i/>
-          <w:iCs/>
-        </w:rPr>
-        <w:t xml:space="preserve">Quantum, Actually, Volume 1: Questions and Answers from the Double Slit to the Superconducting Wire</w:t>
-      </w:r>
-    </w:p>
-    <w:p>
-      <w:pPr>
-        <w:spacing w:after="60"/>
-        <w:ind w:left="360"/>
-      </w:pPr>
-      <w:r>
-        <w:rPr>
-          <w:i/>
-          <w:iCs/>
-        </w:rPr>
-        <w:t xml:space="preserve">Quantum, Actually, Volume 2: A QED Course</w:t>
+        <w:t xml:space="preserve">Quanta, Actually</w:t>
+      </w:r>
+    </w:p>
+    <w:p>
+      <w:pPr>
+        <w:spacing w:after="60"/>
+        <w:ind w:left="360"/>
+      </w:pPr>
+      <w:r>
+        <w:rPr>
+          <w:i/>
+          <w:iCs/>
+        </w:rPr>
+        <w:t xml:space="preserve">Quanta, Actually, Volume 1: The Quantum World</w:t>
+      </w:r>
+    </w:p>
+    <w:p>
+      <w:pPr>
+        <w:spacing w:after="60"/>
+        <w:ind w:left="360"/>
+      </w:pPr>
+      <w:r>
+        <w:rPr>
+          <w:i/>
+          <w:iCs/>
+        </w:rPr>
+        <w:t xml:space="preserve">Quanta, Actually, Volume 2: The Quantum Conversation</w:t>
+      </w:r>
+    </w:p>
+    <w:p>
+      <w:pPr>
+        <w:spacing w:after="60"/>
+        <w:ind w:left="360"/>
+      </w:pPr>
+      <w:r>
+        <w:rPr>
+          <w:i/>
+          <w:iCs/>
+        </w:rPr>
+        <w:t xml:space="preserve">Quanta, Actually, Volume 3: Complete Quantum Electrodynamics Course</w:t>
       </w:r>
     </w:p>
     <w:p>

--- a/The Dolphins' View of History/chapters/Also by Lothar J. Musiol.docx
+++ b/The Dolphins' View of History/chapters/Also by Lothar J. Musiol.docx
@@ -96,59 +96,33 @@
           <w:b/>
           <w:bCs/>
         </w:rPr>
-        <w:t xml:space="preserve">Math, Actually</w:t>
-      </w:r>
-    </w:p>
-    <w:p>
-      <w:pPr>
-        <w:spacing w:after="60"/>
-        <w:ind w:left="360"/>
-      </w:pPr>
-      <w:r>
-        <w:rPr>
-          <w:i/>
-          <w:iCs/>
-        </w:rPr>
-        <w:t xml:space="preserve">Math, Actually, Volume 1: From Arithmetic to Calculus</w:t>
-      </w:r>
-    </w:p>
-    <w:p>
-      <w:pPr>
-        <w:spacing w:after="60"/>
-        <w:ind w:left="360"/>
-      </w:pPr>
-      <w:r>
-        <w:rPr>
-          <w:i/>
-          <w:iCs/>
-        </w:rPr>
-        <w:t xml:space="preserve">Math, Actually, Volume 2: From Multivariable Calculus to Set Theory &amp; Logic</w:t>
-      </w:r>
-    </w:p>
-    <w:p>
-      <w:pPr>
-        <w:spacing w:after="60"/>
-        <w:ind w:left="360"/>
-      </w:pPr>
-      <w:r>
-        <w:rPr>
-          <w:i/>
-          <w:iCs/>
-        </w:rPr>
-        <w:t xml:space="preserve">Math, Actually, Volume 3: From Differential Equations to Abstract Algebra</w:t>
-      </w:r>
-    </w:p>
-    <w:p>
-      <w:pPr>
-        <w:spacing w:after="60"/>
-        <w:ind w:left="360"/>
-      </w:pPr>
-      <w:r>
-        <w:rPr>
-          <w:i/>
-          <w:iCs/>
-        </w:rPr>
-        <w:t xml:space="preserve">Math, Actually, Volume 4: From Category Theory to the Frontier</w:t>
+        <w:t xml:space="preserve">More Actually Books</w:t>
+      </w:r>
+    </w:p>
+    <w:p>
+      <w:pPr>
+        <w:spacing w:after="60"/>
+        <w:ind w:left="360"/>
+      </w:pPr>
+      <w:r>
+        <w:rPr>
+          <w:i/>
+          <w:iCs/>
+        </w:rPr>
+        <w:t xml:space="preserve">Gravitation, Actually: A Short Book on Gravity</w:t>
+      </w:r>
+    </w:p>
+    <w:p>
+      <w:pPr>
+        <w:spacing w:after="60"/>
+        <w:ind w:left="360"/>
+      </w:pPr>
+      <w:r>
+        <w:rPr>
+          <w:i/>
+          <w:iCs/>
+        </w:rPr>
+        <w:t xml:space="preserve">The Universe, Actually: What Humanity Currently Understands About Reality</w:t>
       </w:r>
     </w:p>
     <w:p>
@@ -161,33 +135,59 @@
           <w:b/>
           <w:bCs/>
         </w:rPr>
-        <w:t xml:space="preserve">Quantum, Actually</w:t>
-      </w:r>
-    </w:p>
-    <w:p>
-      <w:pPr>
-        <w:spacing w:after="60"/>
-        <w:ind w:left="360"/>
-      </w:pPr>
-      <w:r>
-        <w:rPr>
-          <w:i/>
-          <w:iCs/>
-        </w:rPr>
-        <w:t xml:space="preserve">Quantum, Actually, Volume 1: Questions and Answers from the Double Slit to the Superconducting Wire</w:t>
-      </w:r>
-    </w:p>
-    <w:p>
-      <w:pPr>
-        <w:spacing w:after="60"/>
-        <w:ind w:left="360"/>
-      </w:pPr>
-      <w:r>
-        <w:rPr>
-          <w:i/>
-          <w:iCs/>
-        </w:rPr>
-        <w:t xml:space="preserve">Quantum, Actually, Volume 2: A QED Course</w:t>
+        <w:t xml:space="preserve">Math, Actually</w:t>
+      </w:r>
+    </w:p>
+    <w:p>
+      <w:pPr>
+        <w:spacing w:after="60"/>
+        <w:ind w:left="360"/>
+      </w:pPr>
+      <w:r>
+        <w:rPr>
+          <w:i/>
+          <w:iCs/>
+        </w:rPr>
+        <w:t xml:space="preserve">Math, Actually, Volume 1: From Arithmetic to Calculus</w:t>
+      </w:r>
+    </w:p>
+    <w:p>
+      <w:pPr>
+        <w:spacing w:after="60"/>
+        <w:ind w:left="360"/>
+      </w:pPr>
+      <w:r>
+        <w:rPr>
+          <w:i/>
+          <w:iCs/>
+        </w:rPr>
+        <w:t xml:space="preserve">Math, Actually, Volume 2: From Multivariable Calculus to Set Theory &amp; Logic</w:t>
+      </w:r>
+    </w:p>
+    <w:p>
+      <w:pPr>
+        <w:spacing w:after="60"/>
+        <w:ind w:left="360"/>
+      </w:pPr>
+      <w:r>
+        <w:rPr>
+          <w:i/>
+          <w:iCs/>
+        </w:rPr>
+        <w:t xml:space="preserve">Math, Actually, Volume 3: From Differential Equations to Abstract Algebra</w:t>
+      </w:r>
+    </w:p>
+    <w:p>
+      <w:pPr>
+        <w:spacing w:after="60"/>
+        <w:ind w:left="360"/>
+      </w:pPr>
+      <w:r>
+        <w:rPr>
+          <w:i/>
+          <w:iCs/>
+        </w:rPr>
+        <w:t xml:space="preserve">Math, Actually, Volume 4: From Category Theory to the Frontier</w:t>
       </w:r>
     </w:p>
     <w:p>
@@ -200,20 +200,33 @@
           <w:b/>
           <w:bCs/>
         </w:rPr>
-        <w:t xml:space="preserve">Science Sparks</w:t>
-      </w:r>
-    </w:p>
-    <w:p>
-      <w:pPr>
-        <w:spacing w:after="60"/>
-        <w:ind w:left="360"/>
-      </w:pPr>
-      <w:r>
-        <w:rPr>
-          <w:i/>
-          <w:iCs/>
-        </w:rPr>
-        <w:t xml:space="preserve">Science Sparks: Physics, Life, and Mathematics — The Same Few Rules, Told in Highlights</w:t>
+        <w:t xml:space="preserve">Quantum, Actually</w:t>
+      </w:r>
+    </w:p>
+    <w:p>
+      <w:pPr>
+        <w:spacing w:after="60"/>
+        <w:ind w:left="360"/>
+      </w:pPr>
+      <w:r>
+        <w:rPr>
+          <w:i/>
+          <w:iCs/>
+        </w:rPr>
+        <w:t xml:space="preserve">Quantum, Actually, Volume 1: Questions and Answers from the Double Slit to the Superconducting Wire</w:t>
+      </w:r>
+    </w:p>
+    <w:p>
+      <w:pPr>
+        <w:spacing w:after="60"/>
+        <w:ind w:left="360"/>
+      </w:pPr>
+      <w:r>
+        <w:rPr>
+          <w:i/>
+          <w:iCs/>
+        </w:rPr>
+        <w:t xml:space="preserve">Quantum, Actually, Volume 2: A QED Course</w:t>
       </w:r>
     </w:p>
     <w:p>
@@ -226,33 +239,20 @@
           <w:b/>
           <w:bCs/>
         </w:rPr>
-        <w:t xml:space="preserve">Look First</w:t>
-      </w:r>
-    </w:p>
-    <w:p>
-      <w:pPr>
-        <w:spacing w:after="60"/>
-        <w:ind w:left="360"/>
-      </w:pPr>
-      <w:r>
-        <w:rPr>
-          <w:i/>
-          <w:iCs/>
-        </w:rPr>
-        <w:t xml:space="preserve">Look First, Volume 1: The Universe Has No Now</w:t>
-      </w:r>
-    </w:p>
-    <w:p>
-      <w:pPr>
-        <w:spacing w:after="60"/>
-        <w:ind w:left="360"/>
-      </w:pPr>
-      <w:r>
-        <w:rPr>
-          <w:i/>
-          <w:iCs/>
-        </w:rPr>
-        <w:t xml:space="preserve">Look First, Volume 2: A Trip Is Not a New Life</w:t>
+        <w:t xml:space="preserve">Science Sparks</w:t>
+      </w:r>
+    </w:p>
+    <w:p>
+      <w:pPr>
+        <w:spacing w:after="60"/>
+        <w:ind w:left="360"/>
+      </w:pPr>
+      <w:r>
+        <w:rPr>
+          <w:i/>
+          <w:iCs/>
+        </w:rPr>
+        <w:t xml:space="preserve">Science Sparks: Physics, Life, and Mathematics — The Same Few Rules, Told in Highlights</w:t>
       </w:r>
     </w:p>
     <w:p>
@@ -265,98 +265,33 @@
           <w:b/>
           <w:bCs/>
         </w:rPr>
-        <w:t xml:space="preserve">Electrical Engineering Series</w:t>
-      </w:r>
-    </w:p>
-    <w:p>
-      <w:pPr>
-        <w:spacing w:after="60"/>
-        <w:ind w:left="360"/>
-      </w:pPr>
-      <w:r>
-        <w:rPr>
-          <w:i/>
-          <w:iCs/>
-        </w:rPr>
-        <w:t xml:space="preserve">Foundations of Electronics (Book 1)</w:t>
-      </w:r>
-    </w:p>
-    <w:p>
-      <w:pPr>
-        <w:spacing w:after="60"/>
-        <w:ind w:left="360"/>
-      </w:pPr>
-      <w:r>
-        <w:rPr>
-          <w:i/>
-          <w:iCs/>
-        </w:rPr>
-        <w:t xml:space="preserve">Circuits, Components, and Control (Book 2)</w:t>
-      </w:r>
-    </w:p>
-    <w:p>
-      <w:pPr>
-        <w:spacing w:after="60"/>
-        <w:ind w:left="360"/>
-      </w:pPr>
-      <w:r>
-        <w:rPr>
-          <w:i/>
-          <w:iCs/>
-        </w:rPr>
-        <w:t xml:space="preserve">Semiconductor Physics and Devices (Book 3)</w:t>
-      </w:r>
-    </w:p>
-    <w:p>
-      <w:pPr>
-        <w:spacing w:after="60"/>
-        <w:ind w:left="360"/>
-      </w:pPr>
-      <w:r>
-        <w:rPr>
-          <w:i/>
-          <w:iCs/>
-        </w:rPr>
-        <w:t xml:space="preserve">RF, Microwave, and Transceivers (Book 4)</w:t>
-      </w:r>
-    </w:p>
-    <w:p>
-      <w:pPr>
-        <w:spacing w:after="60"/>
-        <w:ind w:left="360"/>
-      </w:pPr>
-      <w:r>
-        <w:rPr>
-          <w:i/>
-          <w:iCs/>
-        </w:rPr>
-        <w:t xml:space="preserve">Communications, Wireless, and SDR (Book 5)</w:t>
-      </w:r>
-    </w:p>
-    <w:p>
-      <w:pPr>
-        <w:spacing w:after="60"/>
-        <w:ind w:left="360"/>
-      </w:pPr>
-      <w:r>
-        <w:rPr>
-          <w:i/>
-          <w:iCs/>
-        </w:rPr>
-        <w:t xml:space="preserve">Power and Energy (Book 6)</w:t>
-      </w:r>
-    </w:p>
-    <w:p>
-      <w:pPr>
-        <w:spacing w:after="60"/>
-        <w:ind w:left="360"/>
-      </w:pPr>
-      <w:r>
-        <w:rPr>
-          <w:i/>
-          <w:iCs/>
-        </w:rPr>
-        <w:t xml:space="preserve">Packaging, Layout, EMC, and Test (Book 7)</w:t>
+        <w:t xml:space="preserve">Look First</w:t>
+      </w:r>
+    </w:p>
+    <w:p>
+      <w:pPr>
+        <w:spacing w:after="60"/>
+        <w:ind w:left="360"/>
+      </w:pPr>
+      <w:r>
+        <w:rPr>
+          <w:i/>
+          <w:iCs/>
+        </w:rPr>
+        <w:t xml:space="preserve">Look First, Volume 1: The Universe Has No Now</w:t>
+      </w:r>
+    </w:p>
+    <w:p>
+      <w:pPr>
+        <w:spacing w:after="60"/>
+        <w:ind w:left="360"/>
+      </w:pPr>
+      <w:r>
+        <w:rPr>
+          <w:i/>
+          <w:iCs/>
+        </w:rPr>
+        <w:t xml:space="preserve">Look First, Volume 2: A Trip Is Not a New Life</w:t>
       </w:r>
     </w:p>
     <w:p>
@@ -369,20 +304,98 @@
           <w:b/>
           <w:bCs/>
         </w:rPr>
-        <w:t xml:space="preserve">History</w:t>
-      </w:r>
-    </w:p>
-    <w:p>
-      <w:pPr>
-        <w:spacing w:after="60"/>
-        <w:ind w:left="360"/>
-      </w:pPr>
-      <w:r>
-        <w:rPr>
-          <w:i/>
-          <w:iCs/>
-        </w:rPr>
-        <w:t xml:space="preserve">The Dolphins' View of History</w:t>
+        <w:t xml:space="preserve">Electrical Engineering Series</w:t>
+      </w:r>
+    </w:p>
+    <w:p>
+      <w:pPr>
+        <w:spacing w:after="60"/>
+        <w:ind w:left="360"/>
+      </w:pPr>
+      <w:r>
+        <w:rPr>
+          <w:i/>
+          <w:iCs/>
+        </w:rPr>
+        <w:t xml:space="preserve">Foundations of Electronics (Book 1)</w:t>
+      </w:r>
+    </w:p>
+    <w:p>
+      <w:pPr>
+        <w:spacing w:after="60"/>
+        <w:ind w:left="360"/>
+      </w:pPr>
+      <w:r>
+        <w:rPr>
+          <w:i/>
+          <w:iCs/>
+        </w:rPr>
+        <w:t xml:space="preserve">Circuits, Components, and Control (Book 2)</w:t>
+      </w:r>
+    </w:p>
+    <w:p>
+      <w:pPr>
+        <w:spacing w:after="60"/>
+        <w:ind w:left="360"/>
+      </w:pPr>
+      <w:r>
+        <w:rPr>
+          <w:i/>
+          <w:iCs/>
+        </w:rPr>
+        <w:t xml:space="preserve">Semiconductor Physics and Devices (Book 3)</w:t>
+      </w:r>
+    </w:p>
+    <w:p>
+      <w:pPr>
+        <w:spacing w:after="60"/>
+        <w:ind w:left="360"/>
+      </w:pPr>
+      <w:r>
+        <w:rPr>
+          <w:i/>
+          <w:iCs/>
+        </w:rPr>
+        <w:t xml:space="preserve">RF, Microwave, and Transceivers (Book 4)</w:t>
+      </w:r>
+    </w:p>
+    <w:p>
+      <w:pPr>
+        <w:spacing w:after="60"/>
+        <w:ind w:left="360"/>
+      </w:pPr>
+      <w:r>
+        <w:rPr>
+          <w:i/>
+          <w:iCs/>
+        </w:rPr>
+        <w:t xml:space="preserve">Communications, Wireless, and SDR (Book 5)</w:t>
+      </w:r>
+    </w:p>
+    <w:p>
+      <w:pPr>
+        <w:spacing w:after="60"/>
+        <w:ind w:left="360"/>
+      </w:pPr>
+      <w:r>
+        <w:rPr>
+          <w:i/>
+          <w:iCs/>
+        </w:rPr>
+        <w:t xml:space="preserve">Power and Energy (Book 6)</w:t>
+      </w:r>
+    </w:p>
+    <w:p>
+      <w:pPr>
+        <w:spacing w:after="60"/>
+        <w:ind w:left="360"/>
+      </w:pPr>
+      <w:r>
+        <w:rPr>
+          <w:i/>
+          <w:iCs/>
+        </w:rPr>
+        <w:t xml:space="preserve">Packaging, Layout, EMC, and Test (Book 7)</w:t>
       </w:r>
     </w:p>
     <w:p>
@@ -408,59 +421,72 @@
           <w:i/>
           <w:iCs/>
         </w:rPr>
-        <w:t xml:space="preserve">The Murder That Hadn't Happened Yet (The Relativistic Investigation Bureau, Book 1)</w:t>
-      </w:r>
-    </w:p>
-    <w:p>
-      <w:pPr>
-        <w:spacing w:after="60"/>
-        <w:ind w:left="360"/>
-      </w:pPr>
-      <w:r>
-        <w:rPr>
-          <w:i/>
-          <w:iCs/>
-        </w:rPr>
-        <w:t xml:space="preserve">The Warning That Was Sent Too Late (The Relativistic Investigation Bureau, Book 2)</w:t>
-      </w:r>
-    </w:p>
-    <w:p>
-      <w:pPr>
-        <w:spacing w:after="60"/>
-        <w:ind w:left="360"/>
-      </w:pPr>
-      <w:r>
-        <w:rPr>
-          <w:i/>
-          <w:iCs/>
-        </w:rPr>
-        <w:t xml:space="preserve">Schrödinger’s Paperwork (Lolly Wren’s Curious Science Adventures, Book 1)</w:t>
-      </w:r>
-    </w:p>
-    <w:p>
-      <w:pPr>
-        <w:spacing w:after="60"/>
-        <w:ind w:left="360"/>
-      </w:pPr>
-      <w:r>
-        <w:rPr>
-          <w:i/>
-          <w:iCs/>
-        </w:rPr>
-        <w:t xml:space="preserve">The Permitted Options (Lolly Wren’s Curious Science Adventures, Book 2)</w:t>
-      </w:r>
-    </w:p>
-    <w:p>
-      <w:pPr>
-        <w:spacing w:after="60"/>
-        <w:ind w:left="360"/>
-      </w:pPr>
-      <w:r>
-        <w:rPr>
-          <w:i/>
-          <w:iCs/>
-        </w:rPr>
-        <w:t xml:space="preserve">Protocol Flamingo (The Invasion Storybooks, Book 1), as George Herbert Fontaine</w:t>
+        <w:t xml:space="preserve">The Murder That Hadn’t Happened Yet (The Relativistic Investigation Bureau, Book 1), Lothar J. Musiol writing as Spezala Genara Relavi (S.G.R.)</w:t>
+      </w:r>
+    </w:p>
+    <w:p>
+      <w:pPr>
+        <w:spacing w:after="60"/>
+        <w:ind w:left="360"/>
+      </w:pPr>
+      <w:r>
+        <w:rPr>
+          <w:i/>
+          <w:iCs/>
+        </w:rPr>
+        <w:t xml:space="preserve">The Warning That Was Sent Too Late (The Relativistic Investigation Bureau, Book 2), Lothar J. Musiol writing as Spezala Genara Relavi (S.G.R.)</w:t>
+      </w:r>
+    </w:p>
+    <w:p>
+      <w:pPr>
+        <w:spacing w:after="60"/>
+        <w:ind w:left="360"/>
+      </w:pPr>
+      <w:r>
+        <w:rPr>
+          <w:i/>
+          <w:iCs/>
+        </w:rPr>
+        <w:t xml:space="preserve">Schrödinger’s Paperwork (Lolly Wren’s Curious Science Adventures, Book 1), Lothar J. Musiol writing as Quentin Edmund Darling (Q.E.D.)</w:t>
+      </w:r>
+    </w:p>
+    <w:p>
+      <w:pPr>
+        <w:spacing w:after="60"/>
+        <w:ind w:left="360"/>
+      </w:pPr>
+      <w:r>
+        <w:rPr>
+          <w:i/>
+          <w:iCs/>
+        </w:rPr>
+        <w:t xml:space="preserve">The Permitted Options (Lolly Wren’s Curious Science Adventures, Book 2), Lothar J. Musiol writing as Quentin Edmund Darling (Q.E.D.)</w:t>
+      </w:r>
+    </w:p>
+    <w:p>
+      <w:pPr>
+        <w:spacing w:after="60"/>
+        <w:ind w:left="360"/>
+      </w:pPr>
+      <w:r>
+        <w:rPr>
+          <w:i/>
+          <w:iCs/>
+        </w:rPr>
+        <w:t xml:space="preserve">Protocol Flamingo (The Invasion Storybooks, Book 1), Lothar J. Musiol writing as George Herbert Fontaine</w:t>
+      </w:r>
+    </w:p>
+    <w:p>
+      <w:pPr>
+        <w:spacing w:after="60"/>
+        <w:ind w:left="360"/>
+      </w:pPr>
+      <w:r>
+        <w:rPr>
+          <w:i/>
+          <w:iCs/>
+        </w:rPr>
+        <w:t xml:space="preserve">In Love with Murder, Actually: A Comic Mystery, Lothar J. Musiol writing as Romuald Livingston</w:t>
       </w:r>
     </w:p>
     <w:p>
@@ -473,33 +499,20 @@
           <w:b/>
           <w:bCs/>
         </w:rPr>
-        <w:t xml:space="preserve">How-To</w:t>
-      </w:r>
-    </w:p>
-    <w:p>
-      <w:pPr>
-        <w:spacing w:after="60"/>
-        <w:ind w:left="360"/>
-      </w:pPr>
-      <w:r>
-        <w:rPr>
-          <w:i/>
-          <w:iCs/>
-        </w:rPr>
-        <w:t xml:space="preserve">Your First Book That Sells</w:t>
-      </w:r>
-    </w:p>
-    <w:p>
-      <w:pPr>
-        <w:spacing w:after="60"/>
-        <w:ind w:left="360"/>
-      </w:pPr>
-      <w:r>
-        <w:rPr>
-          <w:i/>
-          <w:iCs/>
-        </w:rPr>
-        <w:t xml:space="preserve">Your First YouTube Channel That Rocks</w:t>
+        <w:t xml:space="preserve">In German</w:t>
+      </w:r>
+    </w:p>
+    <w:p>
+      <w:pPr>
+        <w:spacing w:after="60"/>
+        <w:ind w:left="360"/>
+      </w:pPr>
+      <w:r>
+        <w:rPr>
+          <w:i/>
+          <w:iCs/>
+        </w:rPr>
+        <w:t xml:space="preserve">Auswandern – Ab in die USA, Kanada, Australien oder Neuseeland?</w:t>
       </w:r>
     </w:p>
     <w:sectPr>

--- a/The Dolphins' View of History/chapters/Also by Lothar J. Musiol.docx
+++ b/The Dolphins' View of History/chapters/Also by Lothar J. Musiol.docx
@@ -486,7 +486,7 @@
           <w:i/>
           <w:iCs/>
         </w:rPr>
-        <w:t xml:space="preserve">In Love with Murder, Actually: A Comic Mystery, Lothar J. Musiol writing as Romuald Livingston</w:t>
+        <w:t xml:space="preserve">In Love with Murder, Actually: A Derailed Mystery in Provence, Lothar J. Musiol writing as Romuald Livingston</w:t>
       </w:r>
     </w:p>
     <w:p>

--- a/The Dolphins' View of History/chapters/Also by Lothar J. Musiol.docx
+++ b/The Dolphins' View of History/chapters/Also by Lothar J. Musiol.docx
@@ -9,6 +9,7 @@
         <w:jc w:val="center"/>
         <w:outlineLvl w:val="0"/>
       </w:pPr>
+      <w:bookmarkStart w:name="_Chapter052" w:id="1"/>
       <w:r>
         <w:rPr>
           <w:rFonts w:ascii="Amazon Ember" w:cs="Amazon Ember" w:eastAsia="Amazon Ember" w:hAnsi="Amazon Ember"/>
@@ -20,6 +21,7 @@
         </w:rPr>
         <w:t xml:space="preserve">Also by Lothar J. Musiol</w:t>
       </w:r>
+      <w:bookmarkEnd w:id="1"/>
     </w:p>
     <w:p>
       <w:pPr>

--- a/The Dolphins' View of History/chapters/Also by Lothar J. Musiol.docx
+++ b/The Dolphins' View of History/chapters/Also by Lothar J. Musiol.docx
@@ -111,7 +111,7 @@
           <w:i/>
           <w:iCs/>
         </w:rPr>
-        <w:t xml:space="preserve">Gravitation, Actually: A Short Book on Gravity</w:t>
+        <w:t xml:space="preserve">Gravity, Actually: Einstein’s Relativity in Plain Words: Falling, Time, Black Holes, and the Waves We Finally Heard</w:t>
       </w:r>
     </w:p>
     <w:p>

--- a/The Dolphins' View of History/chapters/Also by Lothar J. Musiol.docx
+++ b/The Dolphins' View of History/chapters/Also by Lothar J. Musiol.docx
@@ -5,6 +5,7 @@
     <w:p>
       <w:pPr>
         <w:pStyle w:val="Heading1"/>
+        <w:pageBreakBefore/>
         <w:spacing w:after="300"/>
         <w:jc w:val="center"/>
         <w:outlineLvl w:val="0"/>
@@ -15,9 +16,9 @@
           <w:rFonts w:ascii="Amazon Ember" w:cs="Amazon Ember" w:eastAsia="Amazon Ember" w:hAnsi="Amazon Ember"/>
           <w:b/>
           <w:bCs/>
-          <w:color w:val="0000FF"/>
-          <w:sz w:val="36"/>
-          <w:szCs w:val="36"/>
+          <w:color w:val="1F4E79"/>
+          <w:sz w:val="32"/>
+          <w:szCs w:val="32"/>
         </w:rPr>
         <w:t xml:space="preserve">Also by Lothar J. Musiol</w:t>
       </w:r>
@@ -518,7 +519,7 @@
       </w:r>
     </w:p>
     <w:sectPr>
-      <w:pgSz w:w="12240" w:h="15840" w:orient="portrait"/>
+      <w:pgSz w:w="8640" w:h="12960" w:orient="portrait"/>
       <w:pgMar w:top="1440" w:right="1440" w:bottom="1440" w:left="1440" w:header="708" w:footer="708" w:gutter="0"/>
       <w:pgNumType/>
       <w:docGrid w:linePitch="360"/>
